--- a/data/revised_2026-10_full/outputs/v2/Physics/SS1.2_Mechanical_Properties_of_Materials/Physics_Mechanical_Properties_of_Materials_FinalExplanation_TeacherKey.docx
+++ b/data/revised_2026-10_full/outputs/v2/Physics/SS1.2_Mechanical_Properties_of_Materials/Physics_Mechanical_Properties_of_Materials_FinalExplanation_TeacherKey.docx
@@ -2394,7 +2394,7 @@
         </w:rPr>
         <w:t xml:space="preserve">© 2026 SeaVuria and ARES. This work is licensed under a </w:t>
       </w:r>
-      <w:hyperlink w:history="1" r:id="rIdx_o1ncgmzybceyrvuzoiq">
+      <w:hyperlink w:history="1" r:id="rIdcf5g8xe5-zj73dgrz6a33">
         <w:r>
           <w:rPr>
             <w:rFonts w:ascii="Arial" w:cs="Arial" w:eastAsia="Arial" w:hAnsi="Arial"/>
@@ -2414,7 +2414,7 @@
         </w:rPr>
         <w:t xml:space="preserve"> (</w:t>
       </w:r>
-      <w:hyperlink w:history="1" r:id="rIdjndvcxzdotmkfzocexijk">
+      <w:hyperlink w:history="1" r:id="rIdw8iowgh4nieyisxxpznae">
         <w:r>
           <w:rPr>
             <w:rFonts w:ascii="Arial" w:cs="Arial" w:eastAsia="Arial" w:hAnsi="Arial"/>
@@ -2434,7 +2434,7 @@
         </w:rPr>
         <w:t xml:space="preserve">). To view a copy of this license, visit </w:t>
       </w:r>
-      <w:hyperlink w:history="1" r:id="rIdz795elpqbcd4psp6wpxii">
+      <w:hyperlink w:history="1" r:id="rId7jt1dvwdmdhlfcmd_ihr_">
         <w:r>
           <w:rPr>
             <w:rFonts w:ascii="Arial" w:cs="Arial" w:eastAsia="Arial" w:hAnsi="Arial"/>
